--- a/SARA_MESSAGE_SCRIPTS.docx
+++ b/SARA_MESSAGE_SCRIPTS.docx
@@ -38,7 +38,7 @@
           <w:rFonts w:ascii="Arial" w:hAnsi="Arial" w:cs="Arial"/>
           <w:sz w:val="22"/>
         </w:rPr>
-        <w:t xml:space="preserve"> הם משתנים מהמערכת — הודגשו בכחול ובולד.</w:t>
+        <w:t xml:space="preserve"> הם משתנים מהמערכת — הודגשו בכחול ובולד. ניתן לפתוח את הקובץ ב-Google Docs (העלאה ל-Drive או ייבוא מ-docs.google.com); אחרי ייבוא כדאי לבדוק RTL לכל המסמך.</w:t>
       </w:r>
     </w:p>
     <w:p/>
